--- a/rep_reports/Bonface_Kitheka_performance_report.docx
+++ b/rep_reports/Bonface_Kitheka_performance_report.docx
@@ -45,6 +45,19 @@
       </w:pPr>
       <w:r>
         <w:rPr>
+          <w:b/>
+          <w:color w:val="8E44AD"/>
+          <w:sz w:val="26"/>
+        </w:rPr>
+        <w:t>💎 BEST MARGIN</w:t>
+      </w:r>
+    </w:p>
+    <w:p>
+      <w:pPr>
+        <w:jc w:val="center"/>
+      </w:pPr>
+      <w:r>
+        <w:rPr>
           <w:color w:val="666666"/>
           <w:sz w:val="24"/>
         </w:rPr>
@@ -60,7 +73,7 @@
           <w:color w:val="666666"/>
           <w:sz w:val="22"/>
         </w:rPr>
-        <w:t>February 1-21, 2026 (18 Working Days)</w:t>
+        <w:t>February 1-28, 2026 (24 Working Days — Full Month)</w:t>
       </w:r>
     </w:p>
     <w:p>
@@ -73,7 +86,7 @@
           <w:color w:val="999999"/>
           <w:sz w:val="18"/>
         </w:rPr>
-        <w:t>Generated: 2026-02-27 15:54:33</w:t>
+        <w:t>Generated: 2026-03-01 18:47:38</w:t>
       </w:r>
     </w:p>
     <w:p>
@@ -194,7 +207,7 @@
               <w:rPr>
                 <w:sz w:val="18"/>
               </w:rPr>
-              <w:t>KES 1,790,725</w:t>
+              <w:t>KES 2,080,190</w:t>
             </w:r>
           </w:p>
         </w:tc>
@@ -211,7 +224,7 @@
               <w:rPr>
                 <w:sz w:val="18"/>
               </w:rPr>
-              <w:t>▼ 74.8% vs team avg</w:t>
+              <w:t>▼ 77.8% vs team avg</w:t>
             </w:r>
           </w:p>
         </w:tc>
@@ -249,7 +262,7 @@
               <w:rPr>
                 <w:sz w:val="18"/>
               </w:rPr>
-              <w:t>KES 252,676</w:t>
+              <w:t>KES 317,044</w:t>
             </w:r>
           </w:p>
         </w:tc>
@@ -267,7 +280,7 @@
               <w:rPr>
                 <w:sz w:val="18"/>
               </w:rPr>
-              <w:t>5.8% of team total</w:t>
+              <w:t>5.5% of team total</w:t>
             </w:r>
           </w:p>
         </w:tc>
@@ -303,7 +316,7 @@
               <w:rPr>
                 <w:sz w:val="18"/>
               </w:rPr>
-              <w:t>14.1%</w:t>
+              <w:t>15.2%</w:t>
             </w:r>
           </w:p>
         </w:tc>
@@ -320,7 +333,7 @@
               <w:rPr>
                 <w:sz w:val="18"/>
               </w:rPr>
-              <w:t>Team avg: 8.7%</w:t>
+              <w:t>Team avg: 8.8%</w:t>
             </w:r>
           </w:p>
         </w:tc>
@@ -358,7 +371,7 @@
               <w:rPr>
                 <w:sz w:val="18"/>
               </w:rPr>
-              <w:t>4,982</w:t>
+              <w:t>6,382</w:t>
             </w:r>
           </w:p>
         </w:tc>
@@ -411,7 +424,7 @@
               <w:rPr>
                 <w:sz w:val="18"/>
               </w:rPr>
-              <w:t>KES 99,485</w:t>
+              <w:t>KES 86,675</w:t>
             </w:r>
           </w:p>
         </w:tc>
@@ -465,7 +478,7 @@
               <w:rPr>
                 <w:sz w:val="18"/>
               </w:rPr>
-              <w:t>KES 14,038</w:t>
+              <w:t>KES 13,210</w:t>
             </w:r>
           </w:p>
         </w:tc>
@@ -518,7 +531,7 @@
               <w:rPr>
                 <w:sz w:val="18"/>
               </w:rPr>
-              <w:t>3.6%</w:t>
+              <w:t>3.2%</w:t>
             </w:r>
           </w:p>
         </w:tc>
@@ -626,7 +639,7 @@
               <w:rPr>
                 <w:sz w:val="18"/>
               </w:rPr>
-              <w:t>#2</w:t>
+              <w:t>#1</w:t>
             </w:r>
           </w:p>
         </w:tc>
@@ -1116,6 +1129,116 @@
         <w:tc>
           <w:tcPr>
             <w:tcW w:type="dxa" w:w="1440"/>
+            <w:shd w:fill="ECF0F1"/>
+          </w:tcPr>
+          <w:p>
+            <w:pPr>
+              <w:jc w:val="center"/>
+            </w:pPr>
+            <w:r/>
+            <w:r>
+              <w:rPr>
+                <w:sz w:val="18"/>
+              </w:rPr>
+              <w:t>Week 4 (Feb 23-28)</w:t>
+            </w:r>
+          </w:p>
+        </w:tc>
+        <w:tc>
+          <w:tcPr>
+            <w:tcW w:type="dxa" w:w="1440"/>
+            <w:shd w:fill="ECF0F1"/>
+          </w:tcPr>
+          <w:p>
+            <w:pPr>
+              <w:jc w:val="center"/>
+            </w:pPr>
+            <w:r/>
+            <w:r>
+              <w:rPr>
+                <w:sz w:val="18"/>
+              </w:rPr>
+              <w:t>KES 289,465</w:t>
+            </w:r>
+          </w:p>
+        </w:tc>
+        <w:tc>
+          <w:tcPr>
+            <w:tcW w:type="dxa" w:w="1440"/>
+            <w:shd w:fill="ECF0F1"/>
+          </w:tcPr>
+          <w:p>
+            <w:pPr>
+              <w:jc w:val="center"/>
+            </w:pPr>
+            <w:r/>
+            <w:r>
+              <w:rPr>
+                <w:sz w:val="18"/>
+              </w:rPr>
+              <w:t>KES 64,368</w:t>
+            </w:r>
+          </w:p>
+        </w:tc>
+        <w:tc>
+          <w:tcPr>
+            <w:tcW w:type="dxa" w:w="1440"/>
+            <w:shd w:fill="ECF0F1"/>
+          </w:tcPr>
+          <w:p>
+            <w:pPr>
+              <w:jc w:val="center"/>
+            </w:pPr>
+            <w:r/>
+            <w:r>
+              <w:rPr>
+                <w:sz w:val="18"/>
+              </w:rPr>
+              <w:t>22.2%</w:t>
+            </w:r>
+          </w:p>
+        </w:tc>
+        <w:tc>
+          <w:tcPr>
+            <w:tcW w:type="dxa" w:w="1440"/>
+            <w:shd w:fill="ECF0F1"/>
+          </w:tcPr>
+          <w:p>
+            <w:pPr>
+              <w:jc w:val="center"/>
+            </w:pPr>
+            <w:r/>
+            <w:r>
+              <w:rPr>
+                <w:sz w:val="18"/>
+              </w:rPr>
+              <w:t>KES 48,244</w:t>
+            </w:r>
+          </w:p>
+        </w:tc>
+        <w:tc>
+          <w:tcPr>
+            <w:tcW w:type="dxa" w:w="1440"/>
+            <w:shd w:fill="ECF0F1"/>
+          </w:tcPr>
+          <w:p>
+            <w:pPr>
+              <w:jc w:val="center"/>
+            </w:pPr>
+            <w:r/>
+            <w:r>
+              <w:rPr>
+                <w:sz w:val="18"/>
+              </w:rPr>
+              <w:t>-46.0%</w:t>
+            </w:r>
+          </w:p>
+        </w:tc>
+      </w:tr>
+      <w:tr>
+        <w:tc>
+          <w:tcPr>
+            <w:tcW w:type="dxa" w:w="1440"/>
             <w:shd w:fill="D5F5E3"/>
           </w:tcPr>
           <w:p>
@@ -1128,7 +1251,7 @@
                 <w:b/>
                 <w:sz w:val="18"/>
               </w:rPr>
-              <w:t>TOTAL</w:t>
+              <w:t>FULL MONTH</w:t>
             </w:r>
           </w:p>
         </w:tc>
@@ -1147,7 +1270,7 @@
                 <w:b/>
                 <w:sz w:val="18"/>
               </w:rPr>
-              <w:t>KES 1,790,725</w:t>
+              <w:t>KES 2,080,190</w:t>
             </w:r>
           </w:p>
         </w:tc>
@@ -1166,7 +1289,7 @@
                 <w:b/>
                 <w:sz w:val="18"/>
               </w:rPr>
-              <w:t>KES 252,676</w:t>
+              <w:t>KES 317,044</w:t>
             </w:r>
           </w:p>
         </w:tc>
@@ -1185,7 +1308,7 @@
                 <w:b/>
                 <w:sz w:val="18"/>
               </w:rPr>
-              <w:t>14.1%</w:t>
+              <w:t>15.2%</w:t>
             </w:r>
           </w:p>
         </w:tc>
@@ -1204,7 +1327,7 @@
                 <w:b/>
                 <w:sz w:val="18"/>
               </w:rPr>
-              <w:t>KES 99,485</w:t>
+              <w:t>KES 86,675</w:t>
             </w:r>
           </w:p>
         </w:tc>
@@ -1223,7 +1346,7 @@
                 <w:b/>
                 <w:sz w:val="18"/>
               </w:rPr>
-              <w:t>+10.1%</w:t>
+              <w:t>-40.5%</w:t>
             </w:r>
           </w:p>
         </w:tc>
@@ -1260,9 +1383,18 @@
       <w:r>
         <w:rPr>
           <w:b/>
+          <w:color w:val="E74C3C"/>
+        </w:rPr>
+        <w:t>▼ W3→W4: Sales decreased by 46.0% (KES 536K → 289K)</w:t>
+      </w:r>
+    </w:p>
+    <w:p>
+      <w:r>
+        <w:rPr>
+          <w:b/>
           <w:color w:val="E67E22"/>
         </w:rPr>
-        <w:t>⚠️ Week 3 reversal after Week 2 growth — monitor closely</w:t>
+        <w:t>⚠️ Week 4 decline (-46.0%) — ended month on a downward note</w:t>
       </w:r>
     </w:p>
     <w:p>
@@ -1446,7 +1578,7 @@
               <w:rPr>
                 <w:sz w:val="18"/>
               </w:rPr>
-              <w:t>KES 1,163,052</w:t>
+              <w:t>KES 1,258,617</w:t>
             </w:r>
           </w:p>
         </w:tc>
@@ -1463,7 +1595,7 @@
               <w:rPr>
                 <w:sz w:val="18"/>
               </w:rPr>
-              <w:t>KES 119,199</w:t>
+              <w:t>KES 136,046</w:t>
             </w:r>
           </w:p>
         </w:tc>
@@ -1480,7 +1612,7 @@
               <w:rPr>
                 <w:sz w:val="18"/>
               </w:rPr>
-              <w:t>10.2%</w:t>
+              <w:t>10.8%</w:t>
             </w:r>
           </w:p>
         </w:tc>
@@ -1497,7 +1629,7 @@
               <w:rPr>
                 <w:sz w:val="18"/>
               </w:rPr>
-              <w:t>1,762</w:t>
+              <w:t>1,996</w:t>
             </w:r>
           </w:p>
         </w:tc>
@@ -1514,7 +1646,7 @@
               <w:rPr>
                 <w:sz w:val="18"/>
               </w:rPr>
-              <w:t>64.9%</w:t>
+              <w:t>60.5%</w:t>
             </w:r>
           </w:p>
         </w:tc>
@@ -1552,7 +1684,7 @@
               <w:rPr>
                 <w:sz w:val="18"/>
               </w:rPr>
-              <w:t>KES 297,736</w:t>
+              <w:t>KES 316,736</w:t>
             </w:r>
           </w:p>
         </w:tc>
@@ -1570,7 +1702,7 @@
               <w:rPr>
                 <w:sz w:val="18"/>
               </w:rPr>
-              <w:t>KES 48,962</w:t>
+              <w:t>KES 54,488</w:t>
             </w:r>
           </w:p>
         </w:tc>
@@ -1588,7 +1720,7 @@
               <w:rPr>
                 <w:sz w:val="18"/>
               </w:rPr>
-              <w:t>16.4%</w:t>
+              <w:t>17.2%</w:t>
             </w:r>
           </w:p>
         </w:tc>
@@ -1606,7 +1738,7 @@
               <w:rPr>
                 <w:sz w:val="18"/>
               </w:rPr>
-              <w:t>388</w:t>
+              <w:t>461</w:t>
             </w:r>
           </w:p>
         </w:tc>
@@ -1624,7 +1756,7 @@
               <w:rPr>
                 <w:sz w:val="18"/>
               </w:rPr>
-              <w:t>16.6%</w:t>
+              <w:t>15.2%</w:t>
             </w:r>
           </w:p>
         </w:tc>
@@ -1660,7 +1792,7 @@
               <w:rPr>
                 <w:sz w:val="18"/>
               </w:rPr>
-              <w:t>KES 143,176</w:t>
+              <w:t>KES 204,436</w:t>
             </w:r>
           </w:p>
         </w:tc>
@@ -1677,7 +1809,7 @@
               <w:rPr>
                 <w:sz w:val="18"/>
               </w:rPr>
-              <w:t>KES 35,799</w:t>
+              <w:t>KES 50,118</w:t>
             </w:r>
           </w:p>
         </w:tc>
@@ -1694,7 +1826,7 @@
               <w:rPr>
                 <w:sz w:val="18"/>
               </w:rPr>
-              <w:t>25.0%</w:t>
+              <w:t>24.5%</w:t>
             </w:r>
           </w:p>
         </w:tc>
@@ -1711,7 +1843,7 @@
               <w:rPr>
                 <w:sz w:val="18"/>
               </w:rPr>
-              <w:t>472</w:t>
+              <w:t>616</w:t>
             </w:r>
           </w:p>
         </w:tc>
@@ -1728,7 +1860,7 @@
               <w:rPr>
                 <w:sz w:val="18"/>
               </w:rPr>
-              <w:t>8.0%</w:t>
+              <w:t>9.8%</w:t>
             </w:r>
           </w:p>
         </w:tc>
@@ -1766,7 +1898,7 @@
               <w:rPr>
                 <w:sz w:val="18"/>
               </w:rPr>
-              <w:t>KES 186,761</w:t>
+              <w:t>KES 300,401</w:t>
             </w:r>
           </w:p>
         </w:tc>
@@ -1784,7 +1916,7 @@
               <w:rPr>
                 <w:sz w:val="18"/>
               </w:rPr>
-              <w:t>KES 48,716</w:t>
+              <w:t>KES 76,391</w:t>
             </w:r>
           </w:p>
         </w:tc>
@@ -1802,7 +1934,7 @@
               <w:rPr>
                 <w:sz w:val="18"/>
               </w:rPr>
-              <w:t>26.1%</w:t>
+              <w:t>25.4%</w:t>
             </w:r>
           </w:p>
         </w:tc>
@@ -1820,7 +1952,7 @@
               <w:rPr>
                 <w:sz w:val="18"/>
               </w:rPr>
-              <w:t>2,360</w:t>
+              <w:t>3,309</w:t>
             </w:r>
           </w:p>
         </w:tc>
@@ -1838,7 +1970,7 @@
               <w:rPr>
                 <w:sz w:val="18"/>
               </w:rPr>
-              <w:t>10.4%</w:t>
+              <w:t>14.4%</w:t>
             </w:r>
           </w:p>
         </w:tc>
@@ -1878,7 +2010,7 @@
                 <w:b/>
                 <w:sz w:val="18"/>
               </w:rPr>
-              <w:t>KES 1,790,725</w:t>
+              <w:t>KES 2,080,190</w:t>
             </w:r>
           </w:p>
         </w:tc>
@@ -1897,7 +2029,7 @@
                 <w:b/>
                 <w:sz w:val="18"/>
               </w:rPr>
-              <w:t>KES 252,676</w:t>
+              <w:t>KES 317,044</w:t>
             </w:r>
           </w:p>
         </w:tc>
@@ -1916,7 +2048,7 @@
                 <w:b/>
                 <w:sz w:val="18"/>
               </w:rPr>
-              <w:t>14.1%</w:t>
+              <w:t>15.2%</w:t>
             </w:r>
           </w:p>
         </w:tc>
@@ -1935,7 +2067,7 @@
                 <w:b/>
                 <w:sz w:val="18"/>
               </w:rPr>
-              <w:t>4,982</w:t>
+              <w:t>6,382</w:t>
             </w:r>
           </w:p>
         </w:tc>
@@ -1982,7 +2114,7 @@
           <w:color w:val="555555"/>
           <w:sz w:val="18"/>
         </w:rPr>
-        <w:t>W1: KES 232,485 → W2: KES 538,787 → W3: KES 391,780 → Overall: ▲69%</w:t>
+        <w:t>W1: KES 232,485 → W2: KES 538,787 → W3: KES 391,780 → W4: KES 95,565 → Overall: ▼59%</w:t>
       </w:r>
     </w:p>
     <w:p>
@@ -1998,7 +2130,7 @@
           <w:color w:val="555555"/>
           <w:sz w:val="18"/>
         </w:rPr>
-        <w:t>W1: KES 142,420 → W2: KES 105,136 → W3: KES 50,180 → Overall: ▼65%</w:t>
+        <w:t>W1: KES 142,420 → W2: KES 105,136 → W3: KES 50,180 → W4: KES 19,000 → Overall: ▼87%</w:t>
       </w:r>
     </w:p>
     <w:p>
@@ -2014,7 +2146,7 @@
           <w:color w:val="555555"/>
           <w:sz w:val="18"/>
         </w:rPr>
-        <w:t>W1: KES 74,120 → W2: KES 29,431 → W3: KES 39,625 → Overall: ▼47%</w:t>
+        <w:t>W1: KES 74,120 → W2: KES 29,431 → W3: KES 39,625 → W4: KES 61,260 → Overall: ▼17%</w:t>
       </w:r>
     </w:p>
     <w:p>
@@ -2030,7 +2162,7 @@
           <w:color w:val="555555"/>
           <w:sz w:val="18"/>
         </w:rPr>
-        <w:t>W1: KES 37,635 → W2: KES 94,786 → W3: KES 54,340 → Overall: ▲44%</w:t>
+        <w:t>W1: KES 37,635 → W2: KES 94,786 → W3: KES 54,340 → W4: KES 113,640 → Overall: ▲202%</w:t>
       </w:r>
     </w:p>
     <w:p>
@@ -2368,7 +2500,7 @@
               <w:rPr>
                 <w:sz w:val="18"/>
               </w:rPr>
-              <w:t>KES 19,339,020</w:t>
+              <w:t>KES 25,230,250</w:t>
             </w:r>
           </w:p>
         </w:tc>
@@ -2402,7 +2534,7 @@
               <w:rPr>
                 <w:sz w:val="18"/>
               </w:rPr>
-              <w:t>38.9%</w:t>
+              <w:t>38.4%</w:t>
             </w:r>
           </w:p>
         </w:tc>
@@ -2458,7 +2590,7 @@
               <w:rPr>
                 <w:sz w:val="18"/>
               </w:rPr>
-              <w:t>KES 9,453,025</w:t>
+              <w:t>KES 13,451,533</w:t>
             </w:r>
           </w:p>
         </w:tc>
@@ -2476,7 +2608,7 @@
               <w:rPr>
                 <w:sz w:val="18"/>
               </w:rPr>
-              <w:t>8.1%</w:t>
+              <w:t>8.4%</w:t>
             </w:r>
           </w:p>
         </w:tc>
@@ -2494,7 +2626,7 @@
               <w:rPr>
                 <w:sz w:val="18"/>
               </w:rPr>
-              <w:t>19.0%</w:t>
+              <w:t>20.5%</w:t>
             </w:r>
           </w:p>
         </w:tc>
@@ -2547,7 +2679,7 @@
               <w:rPr>
                 <w:sz w:val="18"/>
               </w:rPr>
-              <w:t>KES 8,456,260</w:t>
+              <w:t>KES 11,367,285</w:t>
             </w:r>
           </w:p>
         </w:tc>
@@ -2564,7 +2696,7 @@
               <w:rPr>
                 <w:sz w:val="18"/>
               </w:rPr>
-              <w:t>10.0%</w:t>
+              <w:t>9.4%</w:t>
             </w:r>
           </w:p>
         </w:tc>
@@ -2581,7 +2713,7 @@
               <w:rPr>
                 <w:sz w:val="18"/>
               </w:rPr>
-              <w:t>17.0%</w:t>
+              <w:t>17.3%</w:t>
             </w:r>
           </w:p>
         </w:tc>
@@ -2619,7 +2751,7 @@
               <w:rPr>
                 <w:sz w:val="18"/>
               </w:rPr>
-              <w:t>Stephen</w:t>
+              <w:t>Bonface Muriu</w:t>
             </w:r>
           </w:p>
         </w:tc>
@@ -2637,7 +2769,7 @@
               <w:rPr>
                 <w:sz w:val="18"/>
               </w:rPr>
-              <w:t>KES 4,067,316</w:t>
+              <w:t>KES 5,391,674</w:t>
             </w:r>
           </w:p>
         </w:tc>
@@ -2655,7 +2787,7 @@
               <w:rPr>
                 <w:sz w:val="18"/>
               </w:rPr>
-              <w:t>10.2%</w:t>
+              <w:t>14.9%</w:t>
             </w:r>
           </w:p>
         </w:tc>
@@ -2709,7 +2841,7 @@
               <w:rPr>
                 <w:sz w:val="18"/>
               </w:rPr>
-              <w:t>Bonface Muriu</w:t>
+              <w:t>Stephen</w:t>
             </w:r>
           </w:p>
         </w:tc>
@@ -2726,7 +2858,7 @@
               <w:rPr>
                 <w:sz w:val="18"/>
               </w:rPr>
-              <w:t>KES 3,948,909</w:t>
+              <w:t>KES 5,185,269</w:t>
             </w:r>
           </w:p>
         </w:tc>
@@ -2743,7 +2875,7 @@
               <w:rPr>
                 <w:sz w:val="18"/>
               </w:rPr>
-              <w:t>13.9%</w:t>
+              <w:t>10.3%</w:t>
             </w:r>
           </w:p>
         </w:tc>
@@ -2760,7 +2892,7 @@
               <w:rPr>
                 <w:sz w:val="18"/>
               </w:rPr>
-              <w:t>8.0%</w:t>
+              <w:t>7.9%</w:t>
             </w:r>
           </w:p>
         </w:tc>
@@ -2816,7 +2948,7 @@
               <w:rPr>
                 <w:sz w:val="18"/>
               </w:rPr>
-              <w:t>KES 2,614,482</w:t>
+              <w:t>KES 2,964,407</w:t>
             </w:r>
           </w:p>
         </w:tc>
@@ -2834,7 +2966,7 @@
               <w:rPr>
                 <w:sz w:val="18"/>
               </w:rPr>
-              <w:t>14.3%</w:t>
+              <w:t>14.5%</w:t>
             </w:r>
           </w:p>
         </w:tc>
@@ -2852,7 +2984,7 @@
               <w:rPr>
                 <w:sz w:val="18"/>
               </w:rPr>
-              <w:t>5.3%</w:t>
+              <w:t>4.5%</w:t>
             </w:r>
           </w:p>
         </w:tc>
@@ -2911,7 +3043,7 @@
                 <w:b/>
                 <w:sz w:val="18"/>
               </w:rPr>
-              <w:t>KES 1,790,725</w:t>
+              <w:t>KES 2,080,190</w:t>
             </w:r>
           </w:p>
         </w:tc>
@@ -2930,7 +3062,7 @@
                 <w:b/>
                 <w:sz w:val="18"/>
               </w:rPr>
-              <w:t>14.1%</w:t>
+              <w:t>15.2%</w:t>
             </w:r>
           </w:p>
         </w:tc>
@@ -2949,7 +3081,7 @@
                 <w:b/>
                 <w:sz w:val="18"/>
               </w:rPr>
-              <w:t>3.6%</w:t>
+              <w:t>3.2%</w:t>
             </w:r>
           </w:p>
         </w:tc>
@@ -3164,7 +3296,7 @@
                 <w:b/>
                 <w:sz w:val="18"/>
               </w:rPr>
-              <w:t>KES 186,761</w:t>
+              <w:t>KES 300,401</w:t>
             </w:r>
           </w:p>
         </w:tc>
@@ -3183,7 +3315,7 @@
                 <w:b/>
                 <w:sz w:val="18"/>
               </w:rPr>
-              <w:t>KES 48,716</w:t>
+              <w:t>KES 76,391</w:t>
             </w:r>
           </w:p>
         </w:tc>
@@ -3202,7 +3334,7 @@
                 <w:b/>
                 <w:sz w:val="18"/>
               </w:rPr>
-              <w:t>26.1%</w:t>
+              <w:t>25.4%</w:t>
             </w:r>
           </w:p>
         </w:tc>
@@ -3221,7 +3353,7 @@
                 <w:b/>
                 <w:sz w:val="18"/>
               </w:rPr>
-              <w:t>57.6%</w:t>
+              <w:t>64.8%</w:t>
             </w:r>
           </w:p>
         </w:tc>
@@ -3259,7 +3391,7 @@
               <w:rPr>
                 <w:sz w:val="18"/>
               </w:rPr>
-              <w:t>KES 50,050</w:t>
+              <w:t>KES 56,330</w:t>
             </w:r>
           </w:p>
         </w:tc>
@@ -3277,7 +3409,7 @@
               <w:rPr>
                 <w:sz w:val="18"/>
               </w:rPr>
-              <w:t>KES 11,493</w:t>
+              <w:t>KES 12,784</w:t>
             </w:r>
           </w:p>
         </w:tc>
@@ -3295,7 +3427,7 @@
               <w:rPr>
                 <w:sz w:val="18"/>
               </w:rPr>
-              <w:t>23.0%</w:t>
+              <w:t>22.7%</w:t>
             </w:r>
           </w:p>
         </w:tc>
@@ -3313,7 +3445,7 @@
               <w:rPr>
                 <w:sz w:val="18"/>
               </w:rPr>
-              <w:t>15.4%</w:t>
+              <w:t>12.2%</w:t>
             </w:r>
           </w:p>
         </w:tc>
@@ -3349,7 +3481,7 @@
               <w:rPr>
                 <w:sz w:val="18"/>
               </w:rPr>
-              <w:t>KES 42,885</w:t>
+              <w:t>KES 51,980</w:t>
             </w:r>
           </w:p>
         </w:tc>
@@ -3366,7 +3498,7 @@
               <w:rPr>
                 <w:sz w:val="18"/>
               </w:rPr>
-              <w:t>KES 8,224</w:t>
+              <w:t>KES 11,097</w:t>
             </w:r>
           </w:p>
         </w:tc>
@@ -3383,7 +3515,7 @@
               <w:rPr>
                 <w:sz w:val="18"/>
               </w:rPr>
-              <w:t>19.2%</w:t>
+              <w:t>21.3%</w:t>
             </w:r>
           </w:p>
         </w:tc>
@@ -3400,7 +3532,7 @@
               <w:rPr>
                 <w:sz w:val="18"/>
               </w:rPr>
-              <w:t>13.2%</w:t>
+              <w:t>11.2%</w:t>
             </w:r>
           </w:p>
         </w:tc>
@@ -3492,7 +3624,7 @@
               <w:rPr>
                 <w:sz w:val="18"/>
               </w:rPr>
-              <w:t>8.4%</w:t>
+              <w:t>5.9%</w:t>
             </w:r>
           </w:p>
         </w:tc>
@@ -3528,7 +3660,7 @@
               <w:rPr>
                 <w:sz w:val="18"/>
               </w:rPr>
-              <w:t>KES 16,460</w:t>
+              <w:t>KES 25,385</w:t>
             </w:r>
           </w:p>
         </w:tc>
@@ -3545,7 +3677,7 @@
               <w:rPr>
                 <w:sz w:val="18"/>
               </w:rPr>
-              <w:t>KES 5,180</w:t>
+              <w:t>KES 7,820</w:t>
             </w:r>
           </w:p>
         </w:tc>
@@ -3562,7 +3694,7 @@
               <w:rPr>
                 <w:sz w:val="18"/>
               </w:rPr>
-              <w:t>31.5%</w:t>
+              <w:t>30.8%</w:t>
             </w:r>
           </w:p>
         </w:tc>
@@ -3579,7 +3711,7 @@
               <w:rPr>
                 <w:sz w:val="18"/>
               </w:rPr>
-              <w:t>5.1%</w:t>
+              <w:t>5.5%</w:t>
             </w:r>
           </w:p>
         </w:tc>
@@ -3617,7 +3749,7 @@
               <w:rPr>
                 <w:sz w:val="18"/>
               </w:rPr>
-              <w:t>KES 790</w:t>
+              <w:t>KES 1,990</w:t>
             </w:r>
           </w:p>
         </w:tc>
@@ -3635,7 +3767,7 @@
               <w:rPr>
                 <w:sz w:val="18"/>
               </w:rPr>
-              <w:t>KES 317</w:t>
+              <w:t>KES 887</w:t>
             </w:r>
           </w:p>
         </w:tc>
@@ -3653,7 +3785,7 @@
               <w:rPr>
                 <w:sz w:val="18"/>
               </w:rPr>
-              <w:t>40.1%</w:t>
+              <w:t>44.6%</w:t>
             </w:r>
           </w:p>
         </w:tc>
@@ -3671,7 +3803,7 @@
               <w:rPr>
                 <w:sz w:val="18"/>
               </w:rPr>
-              <w:t>0.2%</w:t>
+              <w:t>0.4%</w:t>
             </w:r>
           </w:p>
         </w:tc>
@@ -3684,7 +3816,7 @@
           <w:b/>
           <w:color w:val="27AE60"/>
         </w:rPr>
-        <w:t>✓ Strong department leadership — Bonface Kitheka controls 57.6% of ELECTRICALS sales</w:t>
+        <w:t>✓ Strong department leadership — Bonface Kitheka controls 64.8% of ELECTRICALS sales</w:t>
       </w:r>
     </w:p>
     <w:p>
@@ -3709,7 +3841,7 @@
           <w:color w:val="E74C3C"/>
           <w:sz w:val="20"/>
         </w:rPr>
-        <w:t>Sales 75% below team average - needs improvement</w:t>
+        <w:t>Sales 78% below team average - needs improvement</w:t>
       </w:r>
     </w:p>
     <w:p>
@@ -3721,7 +3853,7 @@
           <w:color w:val="27AE60"/>
           <w:sz w:val="20"/>
         </w:rPr>
-        <w:t>Excellent margin at 14.1% (Team avg: 8.7%)</w:t>
+        <w:t>Excellent margin at 15.2% (Team avg: 8.8%)</w:t>
       </w:r>
     </w:p>
     <w:p>
@@ -3757,7 +3889,19 @@
           <w:color w:val="E74C3C"/>
           <w:sz w:val="20"/>
         </w:rPr>
-        <w:t>⚠️ Week 3 reversal after Week 2 growth - monitor closely</w:t>
+        <w:t>W3→W4: Declined -46.0% (KES 536K → 289K)</w:t>
+      </w:r>
+    </w:p>
+    <w:p>
+      <w:pPr>
+        <w:pStyle w:val="ListBullet"/>
+      </w:pPr>
+      <w:r>
+        <w:rPr>
+          <w:color w:val="E74C3C"/>
+          <w:sz w:val="20"/>
+        </w:rPr>
+        <w:t>⚠️ Mostly declining trend over 4 weeks (-40.5% overall)</w:t>
       </w:r>
     </w:p>
     <w:p>
@@ -3769,7 +3913,7 @@
           <w:color w:val="34495E"/>
           <w:sz w:val="20"/>
         </w:rPr>
-        <w:t>Electricals Dept Head: 57.6% of dept sales, 26.1% margin</w:t>
+        <w:t>Electricals Dept Head: 64.8% of dept sales, 25.4% margin</w:t>
       </w:r>
     </w:p>
     <w:p>
@@ -3781,7 +3925,7 @@
           <w:color w:val="27AE60"/>
           <w:sz w:val="20"/>
         </w:rPr>
-        <w:t>✓ Strong leadership - controls 57.6% of department sales</w:t>
+        <w:t>✓ Strong leadership - controls 64.8% of department sales</w:t>
       </w:r>
     </w:p>
     <w:p>
@@ -3805,7 +3949,7 @@
           <w:color w:val="34495E"/>
           <w:sz w:val="20"/>
         </w:rPr>
-        <w:t>Best margin in ELECTRICALS: 26.1%</w:t>
+        <w:t>Best margin in ELECTRICALS: 25.4%</w:t>
       </w:r>
     </w:p>
     <w:p/>
@@ -3822,7 +3966,7 @@
         <w:pStyle w:val="ListBullet"/>
       </w:pPr>
       <w:r>
-        <w:t>Maintain excellent margin discipline at 14.1% (above team avg of 8.7%).</w:t>
+        <w:t>Maintain excellent margin discipline at 15.2% (above team avg of 8.8%).</w:t>
       </w:r>
     </w:p>
     <w:p>
@@ -3830,7 +3974,7 @@
         <w:pStyle w:val="ListBullet"/>
       </w:pPr>
       <w:r>
-        <w:t>Week 3 showed a 30.2% decline. Review customer activity and pipeline for Week 4.</w:t>
+        <w:t>Week 4 showed a 46.0% decline. Review customer activity and set targets for March.</w:t>
       </w:r>
     </w:p>
     <w:p>
@@ -3854,7 +3998,15 @@
         <w:pStyle w:val="ListBullet"/>
       </w:pPr>
       <w:r>
-        <w:t>As ELECTRICALS Department Head, only 10.4% of your sales are in your department. Consider refocusing.</w:t>
+        <w:t>As ELECTRICALS Department Head, only 14.4% of your sales are in your department. Consider refocusing.</w:t>
+      </w:r>
+    </w:p>
+    <w:p>
+      <w:pPr>
+        <w:pStyle w:val="ListBullet"/>
+      </w:pPr>
+      <w:r>
+        <w:t>✗ ELECTRICALS department MISSED its KES 2M target by KES 1.54M (-76.8%). As Department Head, prioritize closing this gap in March through promotions, new stock, and contractor partnerships.</w:t>
       </w:r>
     </w:p>
     <w:p/>
